--- a/현대엔지비/실습자료/1차시/03_근거찾기/근거메모_작성양식.docx
+++ b/현대엔지비/실습자료/1차시/03_근거찾기/근거메모_작성양식.docx
@@ -4,47 +4,47 @@
   <w:body>
     <w:p>
       <w:pPr>
-        <w:spacing w:after="120" w:before="0" w:line="360"/>
+        <w:spacing w:after="100" w:before="0" w:line="300"/>
       </w:pPr>
       <w:r>
         <w:rPr>
           <w:rFonts w:ascii="Malgun Gothic" w:cs="Malgun Gothic" w:eastAsia="Malgun Gothic" w:hAnsi="Malgun Gothic"/>
           <w:b/>
           <w:bCs/>
-          <w:color w:val="0C2E4E"/>
-          <w:sz w:val="40"/>
-          <w:szCs w:val="40"/>
+          <w:color w:val="0E5A66"/>
+          <w:sz w:val="36"/>
+          <w:szCs w:val="36"/>
         </w:rPr>
         <w:t xml:space="preserve">근거 메모 작성양식</w:t>
       </w:r>
     </w:p>
     <w:p>
       <w:pPr>
-        <w:spacing w:after="160" w:before="0" w:line="300"/>
+        <w:spacing w:after="200" w:before="0" w:line="300"/>
       </w:pPr>
       <w:r>
         <w:rPr>
           <w:rFonts w:ascii="Malgun Gothic" w:cs="Malgun Gothic" w:eastAsia="Malgun Gothic" w:hAnsi="Malgun Gothic"/>
-          <w:color w:val="586573"/>
-          <w:sz w:val="20"/>
-          <w:szCs w:val="20"/>
+          <w:color w:val="5A6764"/>
+          <w:sz w:val="19"/>
+          <w:szCs w:val="19"/>
         </w:rPr>
-        <w:t xml:space="preserve">3단계  ·  Perplexity 답변의 출처 원문을 직접 열어 확인한 내용만 적습니다</w:t>
+        <w:t xml:space="preserve">Perplexity 답변의 출처 원문을 직접 열어 확인한 내용만 적습니다.</w:t>
       </w:r>
     </w:p>
     <w:p>
       <w:pPr>
         <w:keepNext/>
-        <w:spacing w:after="90" w:before="220" w:line="300"/>
+        <w:spacing w:after="90" w:before="240" w:line="300"/>
       </w:pPr>
       <w:r>
         <w:rPr>
           <w:rFonts w:ascii="Malgun Gothic" w:cs="Malgun Gothic" w:eastAsia="Malgun Gothic" w:hAnsi="Malgun Gothic"/>
           <w:b/>
           <w:bCs/>
-          <w:color w:val="0C2E4E"/>
-          <w:sz w:val="25"/>
-          <w:szCs w:val="25"/>
+          <w:color w:val="0E5A66"/>
+          <w:sz w:val="24"/>
+          <w:szCs w:val="24"/>
         </w:rPr>
         <w:t xml:space="preserve">근거 메모 1</w:t>
       </w:r>
@@ -78,17 +78,17 @@
               <w:bottom w:val="single" w:color="D5DCE3" w:sz="4"/>
               <w:right w:val="single" w:color="D5DCE3" w:sz="4"/>
             </w:tcBorders>
-            <w:shd w:fill="0C2E4E" w:color="auto" w:val="clear"/>
-            <w:tcMar>
-              <w:top w:type="dxa" w:w="80"/>
-              <w:left w:type="dxa" w:w="120"/>
-              <w:bottom w:type="dxa" w:w="80"/>
-              <w:right w:type="dxa" w:w="120"/>
-            </w:tcMar>
-          </w:tcPr>
-          <w:p>
-            <w:pPr>
-              <w:spacing w:after="30" w:before="0" w:line="300"/>
+            <w:shd w:fill="0E5A66" w:color="auto" w:val="clear"/>
+            <w:tcMar>
+              <w:top w:type="dxa" w:w="80"/>
+              <w:left w:type="dxa" w:w="120"/>
+              <w:bottom w:type="dxa" w:w="80"/>
+              <w:right w:type="dxa" w:w="120"/>
+            </w:tcMar>
+          </w:tcPr>
+          <w:p>
+            <w:pPr>
+              <w:spacing w:after="40" w:before="0" w:line="300"/>
             </w:pPr>
             <w:r>
               <w:rPr>
@@ -112,17 +112,17 @@
               <w:bottom w:val="single" w:color="D5DCE3" w:sz="4"/>
               <w:right w:val="single" w:color="D5DCE3" w:sz="4"/>
             </w:tcBorders>
-            <w:shd w:fill="0C2E4E" w:color="auto" w:val="clear"/>
-            <w:tcMar>
-              <w:top w:type="dxa" w:w="80"/>
-              <w:left w:type="dxa" w:w="120"/>
-              <w:bottom w:type="dxa" w:w="80"/>
-              <w:right w:type="dxa" w:w="120"/>
-            </w:tcMar>
-          </w:tcPr>
-          <w:p>
-            <w:pPr>
-              <w:spacing w:after="30" w:before="0" w:line="300"/>
+            <w:shd w:fill="0E5A66" w:color="auto" w:val="clear"/>
+            <w:tcMar>
+              <w:top w:type="dxa" w:w="80"/>
+              <w:left w:type="dxa" w:w="120"/>
+              <w:bottom w:type="dxa" w:w="80"/>
+              <w:right w:type="dxa" w:w="120"/>
+            </w:tcMar>
+          </w:tcPr>
+          <w:p>
+            <w:pPr>
+              <w:spacing w:after="40" w:before="0" w:line="300"/>
             </w:pPr>
             <w:r>
               <w:rPr>
@@ -165,8 +165,10 @@
             <w:r>
               <w:rPr>
                 <w:rFonts w:ascii="Malgun Gothic" w:cs="Malgun Gothic" w:eastAsia="Malgun Gothic" w:hAnsi="Malgun Gothic"/>
-                <w:sz w:val="21"/>
-                <w:szCs w:val="21"/>
+                <w:b w:val="false"/>
+                <w:bCs w:val="false"/>
+                <w:sz w:val="20"/>
+                <w:szCs w:val="20"/>
               </w:rPr>
               <w:t xml:space="preserve">확인한 내용</w:t>
             </w:r>
@@ -190,16 +192,18 @@
           </w:tcPr>
           <w:p>
             <w:pPr>
-              <w:spacing w:after="240" w:before="0" w:line="300"/>
-            </w:pPr>
-            <w:r>
-              <w:rPr>
-                <w:rFonts w:ascii="Malgun Gothic" w:cs="Malgun Gothic" w:eastAsia="Malgun Gothic" w:hAnsi="Malgun Gothic"/>
+              <w:spacing w:after="40" w:before="0" w:line="300"/>
+            </w:pPr>
+            <w:r>
+              <w:rPr>
+                <w:rFonts w:ascii="Malgun Gothic" w:cs="Malgun Gothic" w:eastAsia="Malgun Gothic" w:hAnsi="Malgun Gothic"/>
+                <w:b w:val="false"/>
+                <w:bCs w:val="false"/>
                 <w:color w:val="9AA7B3"/>
-                <w:sz w:val="18"/>
-                <w:szCs w:val="18"/>
-              </w:rPr>
-              <w:t xml:space="preserve">원문에 실제로 적힌 내용 한두 문장</w:t>
+                <w:sz w:val="20"/>
+                <w:szCs w:val="20"/>
+              </w:rPr>
+              <w:t xml:space="preserve">(원문에 실제로 적힌 내용 한두 문장)</w:t>
             </w:r>
           </w:p>
         </w:tc>
@@ -231,8 +235,10 @@
             <w:r>
               <w:rPr>
                 <w:rFonts w:ascii="Malgun Gothic" w:cs="Malgun Gothic" w:eastAsia="Malgun Gothic" w:hAnsi="Malgun Gothic"/>
-                <w:sz w:val="21"/>
-                <w:szCs w:val="21"/>
+                <w:b w:val="false"/>
+                <w:bCs w:val="false"/>
+                <w:sz w:val="20"/>
+                <w:szCs w:val="20"/>
               </w:rPr>
               <w:t xml:space="preserve">제목과 날짜</w:t>
             </w:r>
@@ -256,16 +262,18 @@
           </w:tcPr>
           <w:p>
             <w:pPr>
-              <w:spacing w:after="240" w:before="0" w:line="300"/>
-            </w:pPr>
-            <w:r>
-              <w:rPr>
-                <w:rFonts w:ascii="Malgun Gothic" w:cs="Malgun Gothic" w:eastAsia="Malgun Gothic" w:hAnsi="Malgun Gothic"/>
+              <w:spacing w:after="40" w:before="0" w:line="300"/>
+            </w:pPr>
+            <w:r>
+              <w:rPr>
+                <w:rFonts w:ascii="Malgun Gothic" w:cs="Malgun Gothic" w:eastAsia="Malgun Gothic" w:hAnsi="Malgun Gothic"/>
+                <w:b w:val="false"/>
+                <w:bCs w:val="false"/>
                 <w:color w:val="9AA7B3"/>
-                <w:sz w:val="18"/>
-                <w:szCs w:val="18"/>
-              </w:rPr>
-              <w:t xml:space="preserve">기관·문서 제목·날짜 (날짜가 없으면 「날짜 미표시」)</w:t>
+                <w:sz w:val="20"/>
+                <w:szCs w:val="20"/>
+              </w:rPr>
+              <w:t xml:space="preserve">(기관·문서 제목·날짜, 없으면 「날짜 미표시」)</w:t>
             </w:r>
           </w:p>
         </w:tc>
@@ -297,8 +305,10 @@
             <w:r>
               <w:rPr>
                 <w:rFonts w:ascii="Malgun Gothic" w:cs="Malgun Gothic" w:eastAsia="Malgun Gothic" w:hAnsi="Malgun Gothic"/>
-                <w:sz w:val="21"/>
-                <w:szCs w:val="21"/>
+                <w:b w:val="false"/>
+                <w:bCs w:val="false"/>
+                <w:sz w:val="20"/>
+                <w:szCs w:val="20"/>
               </w:rPr>
               <w:t xml:space="preserve">원문 주소(URL)</w:t>
             </w:r>
@@ -322,16 +332,18 @@
           </w:tcPr>
           <w:p>
             <w:pPr>
-              <w:spacing w:after="240" w:before="0" w:line="300"/>
-            </w:pPr>
-            <w:r>
-              <w:rPr>
-                <w:rFonts w:ascii="Malgun Gothic" w:cs="Malgun Gothic" w:eastAsia="Malgun Gothic" w:hAnsi="Malgun Gothic"/>
+              <w:spacing w:after="40" w:before="0" w:line="300"/>
+            </w:pPr>
+            <w:r>
+              <w:rPr>
+                <w:rFonts w:ascii="Malgun Gothic" w:cs="Malgun Gothic" w:eastAsia="Malgun Gothic" w:hAnsi="Malgun Gothic"/>
+                <w:b w:val="false"/>
+                <w:bCs w:val="false"/>
                 <w:color w:val="9AA7B3"/>
-                <w:sz w:val="18"/>
-                <w:szCs w:val="18"/>
-              </w:rPr>
-              <w:t xml:space="preserve">내가 직접 열어 본 페이지 주소</w:t>
+                <w:sz w:val="20"/>
+                <w:szCs w:val="20"/>
+              </w:rPr>
+              <w:t xml:space="preserve">(내가 직접 열어 본 주소)</w:t>
             </w:r>
           </w:p>
         </w:tc>
@@ -363,8 +375,10 @@
             <w:r>
               <w:rPr>
                 <w:rFonts w:ascii="Malgun Gothic" w:cs="Malgun Gothic" w:eastAsia="Malgun Gothic" w:hAnsi="Malgun Gothic"/>
-                <w:sz w:val="21"/>
-                <w:szCs w:val="21"/>
+                <w:b w:val="false"/>
+                <w:bCs w:val="false"/>
+                <w:sz w:val="20"/>
+                <w:szCs w:val="20"/>
               </w:rPr>
               <w:t xml:space="preserve">쓸 곳과 한계</w:t>
             </w:r>
@@ -388,16 +402,18 @@
           </w:tcPr>
           <w:p>
             <w:pPr>
-              <w:spacing w:after="240" w:before="0" w:line="300"/>
-            </w:pPr>
-            <w:r>
-              <w:rPr>
-                <w:rFonts w:ascii="Malgun Gothic" w:cs="Malgun Gothic" w:eastAsia="Malgun Gothic" w:hAnsi="Malgun Gothic"/>
+              <w:spacing w:after="40" w:before="0" w:line="300"/>
+            </w:pPr>
+            <w:r>
+              <w:rPr>
+                <w:rFonts w:ascii="Malgun Gothic" w:cs="Malgun Gothic" w:eastAsia="Malgun Gothic" w:hAnsi="Malgun Gothic"/>
+                <w:b w:val="false"/>
+                <w:bCs w:val="false"/>
                 <w:color w:val="9AA7B3"/>
-                <w:sz w:val="18"/>
-                <w:szCs w:val="18"/>
-              </w:rPr>
-              <w:t xml:space="preserve">기획서에 쓸 내용 / 아직 모르는 점</w:t>
+                <w:sz w:val="20"/>
+                <w:szCs w:val="20"/>
+              </w:rPr>
+              <w:t xml:space="preserve">(기획서에 쓸 내용 / 아직 모르는 점)</w:t>
             </w:r>
           </w:p>
         </w:tc>
@@ -429,8 +445,10 @@
             <w:r>
               <w:rPr>
                 <w:rFonts w:ascii="Malgun Gothic" w:cs="Malgun Gothic" w:eastAsia="Malgun Gothic" w:hAnsi="Malgun Gothic"/>
-                <w:sz w:val="21"/>
-                <w:szCs w:val="21"/>
+                <w:b w:val="false"/>
+                <w:bCs w:val="false"/>
+                <w:sz w:val="20"/>
+                <w:szCs w:val="20"/>
               </w:rPr>
               <w:t xml:space="preserve">직접 열어 봤나요?</w:t>
             </w:r>
@@ -454,14 +472,15 @@
           </w:tcPr>
           <w:p>
             <w:pPr>
-              <w:spacing w:after="240" w:before="0" w:line="300"/>
-            </w:pPr>
-            <w:r>
-              <w:rPr>
-                <w:rFonts w:ascii="Malgun Gothic" w:cs="Malgun Gothic" w:eastAsia="Malgun Gothic" w:hAnsi="Malgun Gothic"/>
-                <w:color w:val="9AA7B3"/>
-                <w:sz w:val="18"/>
-                <w:szCs w:val="18"/>
+              <w:spacing w:after="40" w:before="0" w:line="300"/>
+            </w:pPr>
+            <w:r>
+              <w:rPr>
+                <w:rFonts w:ascii="Malgun Gothic" w:cs="Malgun Gothic" w:eastAsia="Malgun Gothic" w:hAnsi="Malgun Gothic"/>
+                <w:b w:val="false"/>
+                <w:bCs w:val="false"/>
+                <w:sz w:val="20"/>
+                <w:szCs w:val="20"/>
               </w:rPr>
               <w:t xml:space="preserve">☐ 예   ☐ 아니요(원문 미확인)</w:t>
             </w:r>
@@ -472,16 +491,16 @@
     <w:p>
       <w:pPr>
         <w:keepNext/>
-        <w:spacing w:after="90" w:before="220" w:line="300"/>
+        <w:spacing w:after="90" w:before="240" w:line="300"/>
       </w:pPr>
       <w:r>
         <w:rPr>
           <w:rFonts w:ascii="Malgun Gothic" w:cs="Malgun Gothic" w:eastAsia="Malgun Gothic" w:hAnsi="Malgun Gothic"/>
           <w:b/>
           <w:bCs/>
-          <w:color w:val="0C2E4E"/>
-          <w:sz w:val="25"/>
-          <w:szCs w:val="25"/>
+          <w:color w:val="0E5A66"/>
+          <w:sz w:val="24"/>
+          <w:szCs w:val="24"/>
         </w:rPr>
         <w:t xml:space="preserve">근거 메모 2</w:t>
       </w:r>
@@ -515,17 +534,17 @@
               <w:bottom w:val="single" w:color="D5DCE3" w:sz="4"/>
               <w:right w:val="single" w:color="D5DCE3" w:sz="4"/>
             </w:tcBorders>
-            <w:shd w:fill="0C2E4E" w:color="auto" w:val="clear"/>
-            <w:tcMar>
-              <w:top w:type="dxa" w:w="80"/>
-              <w:left w:type="dxa" w:w="120"/>
-              <w:bottom w:type="dxa" w:w="80"/>
-              <w:right w:type="dxa" w:w="120"/>
-            </w:tcMar>
-          </w:tcPr>
-          <w:p>
-            <w:pPr>
-              <w:spacing w:after="30" w:before="0" w:line="300"/>
+            <w:shd w:fill="0E5A66" w:color="auto" w:val="clear"/>
+            <w:tcMar>
+              <w:top w:type="dxa" w:w="80"/>
+              <w:left w:type="dxa" w:w="120"/>
+              <w:bottom w:type="dxa" w:w="80"/>
+              <w:right w:type="dxa" w:w="120"/>
+            </w:tcMar>
+          </w:tcPr>
+          <w:p>
+            <w:pPr>
+              <w:spacing w:after="40" w:before="0" w:line="300"/>
             </w:pPr>
             <w:r>
               <w:rPr>
@@ -549,17 +568,17 @@
               <w:bottom w:val="single" w:color="D5DCE3" w:sz="4"/>
               <w:right w:val="single" w:color="D5DCE3" w:sz="4"/>
             </w:tcBorders>
-            <w:shd w:fill="0C2E4E" w:color="auto" w:val="clear"/>
-            <w:tcMar>
-              <w:top w:type="dxa" w:w="80"/>
-              <w:left w:type="dxa" w:w="120"/>
-              <w:bottom w:type="dxa" w:w="80"/>
-              <w:right w:type="dxa" w:w="120"/>
-            </w:tcMar>
-          </w:tcPr>
-          <w:p>
-            <w:pPr>
-              <w:spacing w:after="30" w:before="0" w:line="300"/>
+            <w:shd w:fill="0E5A66" w:color="auto" w:val="clear"/>
+            <w:tcMar>
+              <w:top w:type="dxa" w:w="80"/>
+              <w:left w:type="dxa" w:w="120"/>
+              <w:bottom w:type="dxa" w:w="80"/>
+              <w:right w:type="dxa" w:w="120"/>
+            </w:tcMar>
+          </w:tcPr>
+          <w:p>
+            <w:pPr>
+              <w:spacing w:after="40" w:before="0" w:line="300"/>
             </w:pPr>
             <w:r>
               <w:rPr>
@@ -602,8 +621,10 @@
             <w:r>
               <w:rPr>
                 <w:rFonts w:ascii="Malgun Gothic" w:cs="Malgun Gothic" w:eastAsia="Malgun Gothic" w:hAnsi="Malgun Gothic"/>
-                <w:sz w:val="21"/>
-                <w:szCs w:val="21"/>
+                <w:b w:val="false"/>
+                <w:bCs w:val="false"/>
+                <w:sz w:val="20"/>
+                <w:szCs w:val="20"/>
               </w:rPr>
               <w:t xml:space="preserve">확인한 내용</w:t>
             </w:r>
@@ -627,16 +648,18 @@
           </w:tcPr>
           <w:p>
             <w:pPr>
-              <w:spacing w:after="240" w:before="0" w:line="300"/>
-            </w:pPr>
-            <w:r>
-              <w:rPr>
-                <w:rFonts w:ascii="Malgun Gothic" w:cs="Malgun Gothic" w:eastAsia="Malgun Gothic" w:hAnsi="Malgun Gothic"/>
+              <w:spacing w:after="40" w:before="0" w:line="300"/>
+            </w:pPr>
+            <w:r>
+              <w:rPr>
+                <w:rFonts w:ascii="Malgun Gothic" w:cs="Malgun Gothic" w:eastAsia="Malgun Gothic" w:hAnsi="Malgun Gothic"/>
+                <w:b w:val="false"/>
+                <w:bCs w:val="false"/>
                 <w:color w:val="9AA7B3"/>
-                <w:sz w:val="18"/>
-                <w:szCs w:val="18"/>
-              </w:rPr>
-              <w:t xml:space="preserve">원문에 실제로 적힌 내용 한두 문장</w:t>
+                <w:sz w:val="20"/>
+                <w:szCs w:val="20"/>
+              </w:rPr>
+              <w:t xml:space="preserve">(원문에 실제로 적힌 내용 한두 문장)</w:t>
             </w:r>
           </w:p>
         </w:tc>
@@ -668,8 +691,10 @@
             <w:r>
               <w:rPr>
                 <w:rFonts w:ascii="Malgun Gothic" w:cs="Malgun Gothic" w:eastAsia="Malgun Gothic" w:hAnsi="Malgun Gothic"/>
-                <w:sz w:val="21"/>
-                <w:szCs w:val="21"/>
+                <w:b w:val="false"/>
+                <w:bCs w:val="false"/>
+                <w:sz w:val="20"/>
+                <w:szCs w:val="20"/>
               </w:rPr>
               <w:t xml:space="preserve">제목과 날짜</w:t>
             </w:r>
@@ -693,16 +718,18 @@
           </w:tcPr>
           <w:p>
             <w:pPr>
-              <w:spacing w:after="240" w:before="0" w:line="300"/>
-            </w:pPr>
-            <w:r>
-              <w:rPr>
-                <w:rFonts w:ascii="Malgun Gothic" w:cs="Malgun Gothic" w:eastAsia="Malgun Gothic" w:hAnsi="Malgun Gothic"/>
+              <w:spacing w:after="40" w:before="0" w:line="300"/>
+            </w:pPr>
+            <w:r>
+              <w:rPr>
+                <w:rFonts w:ascii="Malgun Gothic" w:cs="Malgun Gothic" w:eastAsia="Malgun Gothic" w:hAnsi="Malgun Gothic"/>
+                <w:b w:val="false"/>
+                <w:bCs w:val="false"/>
                 <w:color w:val="9AA7B3"/>
-                <w:sz w:val="18"/>
-                <w:szCs w:val="18"/>
-              </w:rPr>
-              <w:t xml:space="preserve">기관·문서 제목·날짜 (날짜가 없으면 「날짜 미표시」)</w:t>
+                <w:sz w:val="20"/>
+                <w:szCs w:val="20"/>
+              </w:rPr>
+              <w:t xml:space="preserve">(기관·문서 제목·날짜, 없으면 「날짜 미표시」)</w:t>
             </w:r>
           </w:p>
         </w:tc>
@@ -734,8 +761,10 @@
             <w:r>
               <w:rPr>
                 <w:rFonts w:ascii="Malgun Gothic" w:cs="Malgun Gothic" w:eastAsia="Malgun Gothic" w:hAnsi="Malgun Gothic"/>
-                <w:sz w:val="21"/>
-                <w:szCs w:val="21"/>
+                <w:b w:val="false"/>
+                <w:bCs w:val="false"/>
+                <w:sz w:val="20"/>
+                <w:szCs w:val="20"/>
               </w:rPr>
               <w:t xml:space="preserve">원문 주소(URL)</w:t>
             </w:r>
@@ -759,16 +788,18 @@
           </w:tcPr>
           <w:p>
             <w:pPr>
-              <w:spacing w:after="240" w:before="0" w:line="300"/>
-            </w:pPr>
-            <w:r>
-              <w:rPr>
-                <w:rFonts w:ascii="Malgun Gothic" w:cs="Malgun Gothic" w:eastAsia="Malgun Gothic" w:hAnsi="Malgun Gothic"/>
+              <w:spacing w:after="40" w:before="0" w:line="300"/>
+            </w:pPr>
+            <w:r>
+              <w:rPr>
+                <w:rFonts w:ascii="Malgun Gothic" w:cs="Malgun Gothic" w:eastAsia="Malgun Gothic" w:hAnsi="Malgun Gothic"/>
+                <w:b w:val="false"/>
+                <w:bCs w:val="false"/>
                 <w:color w:val="9AA7B3"/>
-                <w:sz w:val="18"/>
-                <w:szCs w:val="18"/>
-              </w:rPr>
-              <w:t xml:space="preserve">내가 직접 열어 본 페이지 주소</w:t>
+                <w:sz w:val="20"/>
+                <w:szCs w:val="20"/>
+              </w:rPr>
+              <w:t xml:space="preserve">(내가 직접 열어 본 주소)</w:t>
             </w:r>
           </w:p>
         </w:tc>
@@ -800,8 +831,10 @@
             <w:r>
               <w:rPr>
                 <w:rFonts w:ascii="Malgun Gothic" w:cs="Malgun Gothic" w:eastAsia="Malgun Gothic" w:hAnsi="Malgun Gothic"/>
-                <w:sz w:val="21"/>
-                <w:szCs w:val="21"/>
+                <w:b w:val="false"/>
+                <w:bCs w:val="false"/>
+                <w:sz w:val="20"/>
+                <w:szCs w:val="20"/>
               </w:rPr>
               <w:t xml:space="preserve">쓸 곳과 한계</w:t>
             </w:r>
@@ -825,16 +858,18 @@
           </w:tcPr>
           <w:p>
             <w:pPr>
-              <w:spacing w:after="240" w:before="0" w:line="300"/>
-            </w:pPr>
-            <w:r>
-              <w:rPr>
-                <w:rFonts w:ascii="Malgun Gothic" w:cs="Malgun Gothic" w:eastAsia="Malgun Gothic" w:hAnsi="Malgun Gothic"/>
+              <w:spacing w:after="40" w:before="0" w:line="300"/>
+            </w:pPr>
+            <w:r>
+              <w:rPr>
+                <w:rFonts w:ascii="Malgun Gothic" w:cs="Malgun Gothic" w:eastAsia="Malgun Gothic" w:hAnsi="Malgun Gothic"/>
+                <w:b w:val="false"/>
+                <w:bCs w:val="false"/>
                 <w:color w:val="9AA7B3"/>
-                <w:sz w:val="18"/>
-                <w:szCs w:val="18"/>
-              </w:rPr>
-              <w:t xml:space="preserve">기획서에 쓸 내용 / 아직 모르는 점</w:t>
+                <w:sz w:val="20"/>
+                <w:szCs w:val="20"/>
+              </w:rPr>
+              <w:t xml:space="preserve">(기획서에 쓸 내용 / 아직 모르는 점)</w:t>
             </w:r>
           </w:p>
         </w:tc>
@@ -866,8 +901,10 @@
             <w:r>
               <w:rPr>
                 <w:rFonts w:ascii="Malgun Gothic" w:cs="Malgun Gothic" w:eastAsia="Malgun Gothic" w:hAnsi="Malgun Gothic"/>
-                <w:sz w:val="21"/>
-                <w:szCs w:val="21"/>
+                <w:b w:val="false"/>
+                <w:bCs w:val="false"/>
+                <w:sz w:val="20"/>
+                <w:szCs w:val="20"/>
               </w:rPr>
               <w:t xml:space="preserve">직접 열어 봤나요?</w:t>
             </w:r>
@@ -891,14 +928,15 @@
           </w:tcPr>
           <w:p>
             <w:pPr>
-              <w:spacing w:after="240" w:before="0" w:line="300"/>
-            </w:pPr>
-            <w:r>
-              <w:rPr>
-                <w:rFonts w:ascii="Malgun Gothic" w:cs="Malgun Gothic" w:eastAsia="Malgun Gothic" w:hAnsi="Malgun Gothic"/>
-                <w:color w:val="9AA7B3"/>
-                <w:sz w:val="18"/>
-                <w:szCs w:val="18"/>
+              <w:spacing w:after="40" w:before="0" w:line="300"/>
+            </w:pPr>
+            <w:r>
+              <w:rPr>
+                <w:rFonts w:ascii="Malgun Gothic" w:cs="Malgun Gothic" w:eastAsia="Malgun Gothic" w:hAnsi="Malgun Gothic"/>
+                <w:b w:val="false"/>
+                <w:bCs w:val="false"/>
+                <w:sz w:val="20"/>
+                <w:szCs w:val="20"/>
               </w:rPr>
               <w:t xml:space="preserve">☐ 예   ☐ 아니요(원문 미확인)</w:t>
             </w:r>
@@ -913,11 +951,11 @@
       <w:r>
         <w:rPr>
           <w:rFonts w:ascii="Malgun Gothic" w:cs="Malgun Gothic" w:eastAsia="Malgun Gothic" w:hAnsi="Malgun Gothic"/>
-          <w:color w:val="586573"/>
+          <w:color w:val="5A6764"/>
           <w:sz w:val="19"/>
           <w:szCs w:val="19"/>
         </w:rPr>
-        <w:t xml:space="preserve">제품 설명서가 「이런 기능이 있다」고 말해도, 우리 고객이 돈을 낼 것이라는 증거는 아닙니다. 그런 내용은 기획서에서 [가설]로 둡니다.</w:t>
+        <w:t xml:space="preserve">제품 설명서가 「이런 기능이 있다」고 해도, 우리 고객이 돈을 낼 것이라는 증거는 아닙니다. 그런 내용은 기획서에서 [가설]로 둡니다.</w:t>
       </w:r>
     </w:p>
     <w:sectPr>
@@ -983,16 +1021,16 @@
     <w:r>
       <w:rPr>
         <w:rFonts w:ascii="Malgun Gothic" w:cs="Malgun Gothic" w:eastAsia="Malgun Gothic" w:hAnsi="Malgun Gothic"/>
-        <w:color w:val="586573"/>
+        <w:color w:val="5A6764"/>
         <w:sz w:val="17"/>
         <w:szCs w:val="17"/>
       </w:rPr>
-      <w:t xml:space="preserve">교육용 가상사례  |  </w:t>
+      <w:t xml:space="preserve">실제 회사·거래처 정보가 아닙니다  |  </w:t>
     </w:r>
     <w:r>
       <w:rPr>
         <w:rFonts w:ascii="Malgun Gothic" w:cs="Malgun Gothic" w:eastAsia="Malgun Gothic" w:hAnsi="Malgun Gothic"/>
-        <w:color w:val="586573"/>
+        <w:color w:val="5A6764"/>
         <w:sz w:val="17"/>
         <w:szCs w:val="17"/>
       </w:rPr>
@@ -1046,19 +1084,16 @@
 <w:hdr xmlns:wpc="http://schemas.microsoft.com/office/word/2010/wordprocessingCanvas" xmlns:mc="http://schemas.openxmlformats.org/markup-compatibility/2006" xmlns:o="urn:schemas-microsoft-com:office:office" xmlns:r="http://schemas.openxmlformats.org/officeDocument/2006/relationships" xmlns:m="http://schemas.openxmlformats.org/officeDocument/2006/math" xmlns:v="urn:schemas-microsoft-com:vml" xmlns:wp14="http://schemas.microsoft.com/office/word/2010/wordprocessingDrawing" xmlns:wp="http://schemas.openxmlformats.org/drawingml/2006/wordprocessingDrawing" xmlns:w10="urn:schemas-microsoft-com:office:word" xmlns:w="http://schemas.openxmlformats.org/wordprocessingml/2006/main" xmlns:w14="http://schemas.microsoft.com/office/word/2010/wordml" xmlns:w15="http://schemas.microsoft.com/office/word/2012/wordml" xmlns:wpg="http://schemas.microsoft.com/office/word/2010/wordprocessingGroup" xmlns:wpi="http://schemas.microsoft.com/office/word/2010/wordprocessingInk" xmlns:wne="http://schemas.microsoft.com/office/word/2006/wordml" xmlns:wps="http://schemas.microsoft.com/office/word/2010/wordprocessingShape" xmlns:cx="http://schemas.microsoft.com/office/drawing/2014/chartex" xmlns:cx1="http://schemas.microsoft.com/office/drawing/2015/9/8/chartex" xmlns:cx2="http://schemas.microsoft.com/office/drawing/2015/10/21/chartex" xmlns:cx3="http://schemas.microsoft.com/office/drawing/2016/5/9/chartex" xmlns:cx4="http://schemas.microsoft.com/office/drawing/2016/5/10/chartex" xmlns:cx5="http://schemas.microsoft.com/office/drawing/2016/5/11/chartex" xmlns:cx6="http://schemas.microsoft.com/office/drawing/2016/5/12/chartex" xmlns:cx7="http://schemas.microsoft.com/office/drawing/2016/5/13/chartex" xmlns:cx8="http://schemas.microsoft.com/office/drawing/2016/5/14/chartex" xmlns:w16cid="http://schemas.microsoft.com/office/word/2016/wordml/cid" xmlns:w16se="http://schemas.microsoft.com/office/word/2015/wordml/symex">
   <w:p>
     <w:pPr>
-      <w:pBdr>
-        <w:bottom w:val="single" w:color="D5DCE3" w:sz="4" w:space="4"/>
-      </w:pBdr>
       <w:spacing w:after="100" w:before="0" w:line="300"/>
     </w:pPr>
     <w:r>
       <w:rPr>
         <w:rFonts w:ascii="Malgun Gothic" w:cs="Malgun Gothic" w:eastAsia="Malgun Gothic" w:hAnsi="Malgun Gothic"/>
-        <w:color w:val="586573"/>
+        <w:color w:val="5A6764"/>
         <w:sz w:val="17"/>
         <w:szCs w:val="17"/>
       </w:rPr>
-      <w:t xml:space="preserve">현대엔지비  |  생성형 AI 기초 실습  |  2026.10.13</w:t>
+      <w:t xml:space="preserve">엔지비기업 AI 기초 실습  |  교육용 가상자료</w:t>
     </w:r>
   </w:p>
 </w:hdr>
@@ -1154,11 +1189,11 @@
     <w:multiLevelType w:val="hybridMultilevel"/>
     <w:lvl w:ilvl="0" w15:tentative="1">
       <w:start w:val="1"/>
-      <w:numFmt w:val="decimal"/>
-      <w:lvlText w:val="%1."/>
+      <w:numFmt w:val="bullet"/>
+      <w:lvlText w:val="•"/>
       <w:lvlJc w:val="left"/>
       <w:pPr>
-        <w:ind w:left="420" w:hanging="300"/>
+        <w:ind w:left="420" w:hanging="260"/>
       </w:pPr>
     </w:lvl>
   </w:abstractNum>
@@ -1175,90 +1210,6 @@
     </w:lvl>
   </w:abstractNum>
   <w:abstractNum w:abstractNumId="4" w15:restartNumberingAfterBreak="0">
-    <w:multiLevelType w:val="hybridMultilevel"/>
-    <w:lvl w:ilvl="0" w15:tentative="1">
-      <w:start w:val="1"/>
-      <w:numFmt w:val="decimal"/>
-      <w:lvlText w:val="%1."/>
-      <w:lvlJc w:val="left"/>
-      <w:pPr>
-        <w:ind w:left="420" w:hanging="300"/>
-      </w:pPr>
-    </w:lvl>
-  </w:abstractNum>
-  <w:abstractNum w:abstractNumId="5" w15:restartNumberingAfterBreak="0">
-    <w:multiLevelType w:val="hybridMultilevel"/>
-    <w:lvl w:ilvl="0" w15:tentative="1">
-      <w:start w:val="1"/>
-      <w:numFmt w:val="decimal"/>
-      <w:lvlText w:val="%1."/>
-      <w:lvlJc w:val="left"/>
-      <w:pPr>
-        <w:ind w:left="420" w:hanging="300"/>
-      </w:pPr>
-    </w:lvl>
-  </w:abstractNum>
-  <w:abstractNum w:abstractNumId="6" w15:restartNumberingAfterBreak="0">
-    <w:multiLevelType w:val="hybridMultilevel"/>
-    <w:lvl w:ilvl="0" w15:tentative="1">
-      <w:start w:val="1"/>
-      <w:numFmt w:val="decimal"/>
-      <w:lvlText w:val="%1."/>
-      <w:lvlJc w:val="left"/>
-      <w:pPr>
-        <w:ind w:left="420" w:hanging="300"/>
-      </w:pPr>
-    </w:lvl>
-  </w:abstractNum>
-  <w:abstractNum w:abstractNumId="7" w15:restartNumberingAfterBreak="0">
-    <w:multiLevelType w:val="hybridMultilevel"/>
-    <w:lvl w:ilvl="0" w15:tentative="1">
-      <w:start w:val="1"/>
-      <w:numFmt w:val="decimal"/>
-      <w:lvlText w:val="%1."/>
-      <w:lvlJc w:val="left"/>
-      <w:pPr>
-        <w:ind w:left="420" w:hanging="300"/>
-      </w:pPr>
-    </w:lvl>
-  </w:abstractNum>
-  <w:abstractNum w:abstractNumId="8" w15:restartNumberingAfterBreak="0">
-    <w:multiLevelType w:val="hybridMultilevel"/>
-    <w:lvl w:ilvl="0" w15:tentative="1">
-      <w:start w:val="1"/>
-      <w:numFmt w:val="decimal"/>
-      <w:lvlText w:val="%1."/>
-      <w:lvlJc w:val="left"/>
-      <w:pPr>
-        <w:ind w:left="420" w:hanging="300"/>
-      </w:pPr>
-    </w:lvl>
-  </w:abstractNum>
-  <w:abstractNum w:abstractNumId="9" w15:restartNumberingAfterBreak="0">
-    <w:multiLevelType w:val="hybridMultilevel"/>
-    <w:lvl w:ilvl="0" w15:tentative="1">
-      <w:start w:val="1"/>
-      <w:numFmt w:val="decimal"/>
-      <w:lvlText w:val="%1."/>
-      <w:lvlJc w:val="left"/>
-      <w:pPr>
-        <w:ind w:left="420" w:hanging="300"/>
-      </w:pPr>
-    </w:lvl>
-  </w:abstractNum>
-  <w:abstractNum w:abstractNumId="10" w15:restartNumberingAfterBreak="0">
-    <w:multiLevelType w:val="hybridMultilevel"/>
-    <w:lvl w:ilvl="0" w15:tentative="1">
-      <w:start w:val="1"/>
-      <w:numFmt w:val="bullet"/>
-      <w:lvlText w:val="•"/>
-      <w:lvlJc w:val="left"/>
-      <w:pPr>
-        <w:ind w:left="420" w:hanging="260"/>
-      </w:pPr>
-    </w:lvl>
-  </w:abstractNum>
-  <w:abstractNum w:abstractNumId="11" w15:restartNumberingAfterBreak="0">
     <w:multiLevelType w:val="hybridMultilevel"/>
     <w:lvl w:ilvl="0" w15:tentative="1">
       <w:start w:val="1"/>
